--- a/notes/session-08-notes.docx
+++ b/notes/session-08-notes.docx
@@ -455,7 +455,7 @@
           <w:sz w:val="22"/>
           <w:szCs w:val="22"/>
         </w:rPr>
-        <w:t xml:space="preserve">Go Deeper: slide 9. Peterson on sacrifice, and the archetype that happened.</w:t>
+        <w:t>Go Deeper: slide 9. The meaning of sacrifice, and the archetype that happened.</w:t>
       </w:r>
     </w:p>
     <w:p>
@@ -728,7 +728,7 @@
           <w:sz w:val="22"/>
           <w:szCs w:val="22"/>
         </w:rPr>
-        <w:t xml:space="preserve">Peterson on sacrifice: the future can be bargained with; the deepest sacrifice is the self, offered for others. He is describing the shape of the cross in psychological language, and honest about how close it runs. The course's final step past him: the gospel refuses to stay a shape. Pierced hands, a borrowed tomb, a dated execution under a named governor, an empty grave. The archetype happened. If the class remembers one sentence from Go Deeper all course, make it that one.</w:t>
+        <w:t>Begin with a familiar cost: giving up something valued now for a greater good beyond ourselves. Follow that movement to its fullest expression, a life freely given for others. Then keep the cross concrete. The gospel tells of pierced hands, a borrowed tomb, a dated execution under a named governor, and an empty grave. The archetype happened. If the class remembers one sentence from Go Deeper all course, make it that one.</w:t>
       </w:r>
     </w:p>
     <w:p>
@@ -1206,7 +1206,7 @@
           <w:sz w:val="22"/>
           <w:szCs w:val="22"/>
         </w:rPr>
-        <w:t xml:space="preserve">Peterson on sacrifice (Maps of Meaning; the Biblical Series lectures on Cain and Abel and on Abraham and Isaac): sacrifice as the discovery that giving up present value bargains with the future, culminating in the self offered for others as the highest ethical act. He has called the crucifixion the archetypal ultimate sacrifice. The course's move, as always: witness, not foundation; the resurrection as event, not only as pattern (1 Corinthians 15:14-17 stakes everything on the event).</w:t>
+        <w:t>Sacrifice reveals that present comfort is not the highest good. A person can surrender something precious for a future good, and love can carry that willingness as far as giving one's life for another. This helps explain why sacrificial stories move us. Scripture gives the cross its specific meaning: Christ bears our sins (Isaiah 53), lays down his life freely (John 10:18), and rises bodily. Our sacrifices do not purchase that grace. First Corinthians 15:14-17 stakes Christian faith on the resurrection as an event.</w:t>
       </w:r>
     </w:p>
     <w:p>

--- a/notes/session-08-notes.docx
+++ b/notes/session-08-notes.docx
@@ -87,6 +87,16 @@
           <w:szCs w:val="22"/>
         </w:rPr>
         <w:t xml:space="preserve">A note before you prepare: this is the summit of the course. Everything since week 1 has been walking toward this hour: the shape of reality, the enduring stories, the call, the mentor, the monsters, the descent. Teach it unhurried. If you must cut something, cut anywhere but the Scriptures and the landing.</w:t>
+      </w:r>
+    </w:p>
+    <w:p>
+      <w:pPr/>
+      <w:r>
+        <w:rPr>
+          <w:rFonts w:ascii="Georgia" w:hAnsi="Georgia"/>
+          <w:sz w:val="22"/>
+        </w:rPr>
+        <w:t>Presentation controls: Use Slides to jump directly to a numbered slide, Notes to open this document, F for fullscreen, and B to blank or restore the screen. Resume teaching on the home screen returns to the last saved position in this browser. On-screen slide numbers match these notes. Keep private notes on a separate device or display.</w:t>
       </w:r>
     </w:p>
     <w:p>
@@ -548,6 +558,7 @@
       </w:r>
     </w:p>
     <w:p>
+      <w:bookmarkStart w:id="1002" w:name="s08_story_openings"/>
       <w:pPr>
         <w:spacing w:after="160" w:line="300"/>
       </w:pPr>
@@ -569,8 +580,10 @@
         </w:rPr>
         <w:t xml:space="preserve">An old knight lowering his blade, a lion climbing to the table, a boy entering the forest. Read them slowly. The closer names the twist: the hero wins by dying.</w:t>
       </w:r>
-    </w:p>
-    <w:p>
+      <w:bookmarkEnd w:id="1002"/>
+    </w:p>
+    <w:p>
+      <w:bookmarkStart w:id="1003" w:name="s08_the_bravest_scenes_are_walks"/>
       <w:pPr>
         <w:spacing w:after="160" w:line="300"/>
       </w:pPr>
@@ -592,8 +605,10 @@
         </w:rPr>
         <w:t xml:space="preserve">Develop the observation: our stories' supreme moments have no swordplay. Someone simply keeps walking when running is still possible. Then the turn: there was once a walk up a hill outside Jerusalem, carrying a beam, when legions of angels were available (Matthew 26:53). Every fictional walk is downstream of that one.</w:t>
       </w:r>
-    </w:p>
-    <w:p>
+      <w:bookmarkEnd w:id="1003"/>
+    </w:p>
+    <w:p>
+      <w:bookmarkStart w:id="1004" w:name="s08_no_one_takes_it_from_me_but_i_lay_it"/>
       <w:pPr>
         <w:spacing w:after="160" w:line="300"/>
       </w:pPr>
@@ -615,8 +630,10 @@
         </w:rPr>
         <w:t xml:space="preserve">John 10:18 as the sentence of the week; this week Scripture itself is the pattern. Say it together twice. Note for the class: this is the sentence the whole course has been climbing toward since 'the world has a shape.'</w:t>
       </w:r>
-    </w:p>
-    <w:p>
+      <w:bookmarkEnd w:id="1004"/>
+    </w:p>
+    <w:p>
+      <w:bookmarkStart w:id="1005" w:name="s08_the_table_cracks"/>
       <w:pPr>
         <w:spacing w:after="160" w:line="300"/>
       </w:pPr>
@@ -638,8 +655,10 @@
         </w:rPr>
         <w:t xml:space="preserve">Tell it, do not summarize it: the supposal, the traitor's ransom, the shorn mane, the table of the old law, and then sunrise and the deeper magic and the crack from end to end. If your voice catches, let it. Lewis: 'every child who ever wept at that chapter was being catechized.' Some adults in your room were those children; tell them the lion was pointing here all along.</w:t>
       </w:r>
-    </w:p>
-    <w:p>
+      <w:bookmarkEnd w:id="1005"/>
+    </w:p>
+    <w:p>
+      <w:bookmarkStart w:id="1006" w:name="s08_sacrifice_is_the_strongest_move_on_t"/>
       <w:pPr>
         <w:spacing w:after="160" w:line="300"/>
       </w:pPr>
@@ -661,8 +680,10 @@
         </w:rPr>
         <w:t xml:space="preserve">Three fast beats: Obi-Wan lowers his blade and becomes more than he was; Harry's willing death shields everyone at Hogwarts, the same protection his mother's sacrifice once cast over him (Rowling built the mechanic twice on purpose); and Vader, the course's own monster from weeks five and six, is not out-dueled but loved back to life by a son who would rather die than stop loving him. Sacrifice is the one move the darkness has no answer for.</w:t>
       </w:r>
-    </w:p>
-    <w:p>
+      <w:bookmarkEnd w:id="1006"/>
+    </w:p>
+    <w:p>
+      <w:bookmarkStart w:id="1007" w:name="s08_isaiah_53_4_6_niv"/>
       <w:pPr>
         <w:spacing w:after="160" w:line="300"/>
       </w:pPr>
@@ -684,8 +705,10 @@
         </w:rPr>
         <w:t xml:space="preserve">Read all three verses aloud, slowly, and let silence follow. Then only two observations: it was written seven centuries early, and it is written in the past tense, as though the prophet stood at the foot of the cross remembering. The suffering servant is the blueprint every sacrificial hero traces.</w:t>
       </w:r>
-    </w:p>
-    <w:p>
+      <w:bookmarkEnd w:id="1007"/>
+    </w:p>
+    <w:p>
+      <w:bookmarkStart w:id="1008" w:name="s08_john_10_11_18_niv"/>
       <w:pPr>
         <w:spacing w:after="160" w:line="300"/>
       </w:pPr>
@@ -707,8 +730,10 @@
         </w:rPr>
         <w:t xml:space="preserve">Not a victim; a volunteer. The cross was not something that happened to Jesus; it was something he did. Gethsemane shows the walk was real (he could have turned back and did not), and John 10:18 shows the surrender was sovereign. Both at once: that is the mystery the stories keep reaching for.</w:t>
       </w:r>
-    </w:p>
-    <w:p>
+      <w:bookmarkEnd w:id="1008"/>
+    </w:p>
+    <w:p>
+      <w:bookmarkStart w:id="1009" w:name="s08_the_archetype_happened"/>
       <w:pPr>
         <w:spacing w:after="160" w:line="300"/>
       </w:pPr>
@@ -730,8 +755,10 @@
         </w:rPr>
         <w:t>Begin with a familiar cost: giving up something valued now for a greater good beyond ourselves. Follow that movement to its fullest expression, a life freely given for others. Then keep the cross concrete. The gospel tells of pierced hands, a borrowed tomb, a dated execution under a named governor, and an empty grave. The archetype happened. If the class remembers one sentence from Go Deeper all course, make it that one.</w:t>
       </w:r>
-    </w:p>
-    <w:p>
+      <w:bookmarkEnd w:id="1009"/>
+    </w:p>
+    <w:p>
+      <w:bookmarkStart w:id="1010" w:name="s08_greater_love_has_no_one_than_this_to"/>
       <w:pPr>
         <w:spacing w:after="160" w:line="300"/>
       </w:pPr>
@@ -753,8 +780,10 @@
         </w:rPr>
         <w:t xml:space="preserve">John 15:13, then the turn to them: the laid-down life is also the believer's shape (Luke 9:23). Not usually martyrdom; the daily small deaths: forgiving, serving, going last, giving up the final word. Answer the 'small death' question yourself first, specifically.</w:t>
       </w:r>
-    </w:p>
-    <w:p>
+      <w:bookmarkEnd w:id="1010"/>
+    </w:p>
+    <w:p>
+      <w:bookmarkStart w:id="1011" w:name="s08_the_one_move_darkness_cannot_answer"/>
       <w:pPr>
         <w:spacing w:after="160" w:line="300"/>
       </w:pPr>
@@ -776,8 +805,17 @@
         </w:rPr>
         <w:t xml:space="preserve">This is the most emotional session of the eleven, and the first Starter is how the room reaches the cross without being pushed toward it, so let it run longer than you planned. Then go to the first Deeper, voluntary rather than tragic, which is the whole point of the week and the thing most likely to be genuinely new to a lifelong churchgoer. Close on the last Deeper. The apology, the habit, the surrendered last word: that is what makes the summit of the course land on a Tuesday instead of staying on a hill.</w:t>
       </w:r>
-    </w:p>
-    <w:p>
+      <w:bookmarkEnd w:id="1011"/>
+      <w:r>
+        <w:rPr>
+          <w:rFonts w:ascii="Georgia" w:hAnsi="Georgia"/>
+          <w:sz w:val="22"/>
+        </w:rPr>
+        <w:t xml:space="preserve"> Presentation cue: Questions appear one at a time on this same numbered slide. Next and Back move between questions before changing slides. Use Show all to choose from the full set, then Show one to focus the room. Keep the existing discussion time; you do not need to ask every question.</w:t>
+      </w:r>
+    </w:p>
+    <w:p>
+      <w:bookmarkStart w:id="1012" w:name="s08_no_one_took_his_life_he_laid_it_down"/>
       <w:pPr>
         <w:spacing w:after="160" w:line="300"/>
       </w:pPr>
@@ -799,6 +837,7 @@
         </w:rPr>
         <w:t xml:space="preserve">No one took his life. He laid it down, for you. Consider closing with a slow reading of Isaiah 53:5 as the benediction, or singing a verse of a cross-centered hymn if your class sings.</w:t>
       </w:r>
+      <w:bookmarkEnd w:id="1012"/>
     </w:p>
     <w:p>
       <w:pPr>
